--- a/deliverables/word-reports/docx/Отчет_ЛР1_вариант2_Мегерян_Сергей_Сергеевич.docx
+++ b/deliverables/word-reports/docx/Отчет_ЛР1_вариант2_Мегерян_Сергей_Сергеевич.docx
@@ -344,7 +344,7 @@
           <w:rFonts w:ascii="Times New Roman" w:hAnsi="Times New Roman" w:eastAsia="Times New Roman"/>
           <w:sz w:val="28"/>
         </w:rPr>
-        <w:t>FAST: D2 -&gt; кнопка -&gt; GND</w:t>
+        <w:t>SLOW: D2 -&gt; кнопка -&gt; GND</w:t>
       </w:r>
     </w:p>
     <w:p>
@@ -356,7 +356,7 @@
           <w:rFonts w:ascii="Times New Roman" w:hAnsi="Times New Roman" w:eastAsia="Times New Roman"/>
           <w:sz w:val="28"/>
         </w:rPr>
-        <w:t>SLOW: D3 -&gt; кнопка -&gt; GND</w:t>
+        <w:t>FAST: D3 -&gt; кнопка -&gt; GND</w:t>
       </w:r>
     </w:p>
     <w:p/>
@@ -383,7 +383,7 @@
         <w:rPr>
           <w:i w:val="0"/>
         </w:rPr>
-        <w:t>Светодиоды подключены к младшим линиям Port B. В каждый момент времени включен только один светодиод. Через заданный интервал времени активный светодиод последовательно перемещается по линейке, после чего цикл повторяется. Кнопки изменяют длительность паузы между шагами, тем самым регулируя скорость эффекта. Для исключения ложных срабатываний применяется программный антидребезг.</w:t>
+        <w:t>Светодиоды подключены к младшим линиям Port B. В каждый момент времени включен только один светодиод. Через заданный интервал времени активный светодиод последовательно перемещается по линейке, после чего цикл повторяется. Кнопка на входе D2 увеличивает задержку между шагами и тем самым уменьшает скорость движения. Кнопка на входе D3 уменьшает задержку и ускоряет эффект. Для исключения ложных срабатываний применяется программный антидребезг.</w:t>
       </w:r>
     </w:p>
     <w:p/>
@@ -410,7 +410,7 @@
         <w:rPr>
           <w:i w:val="0"/>
         </w:rPr>
-        <w:t>После запуска программы на светодиодной линейке формируется бегущий огонь. Пользователь может изменять скорость движения в широких пределах с помощью двух кнопок.</w:t>
+        <w:t>После запуска программы на светодиодной линейке формируется бегущий огонь. Пользователь может изменять скорость движения в широких пределах: кнопка D2 замедляет движение, а кнопка D3 ускоряет его.</w:t>
       </w:r>
     </w:p>
     <w:p/>
@@ -567,7 +567,7 @@
                 <w:rFonts w:ascii="Times New Roman" w:hAnsi="Times New Roman" w:eastAsia="Times New Roman"/>
                 <w:sz w:val="24"/>
               </w:rPr>
-              <w:t>FAST</w:t>
+              <w:t>SLOW</w:t>
             </w:r>
           </w:p>
         </w:tc>
@@ -609,7 +609,7 @@
                 <w:rFonts w:ascii="Times New Roman" w:hAnsi="Times New Roman" w:eastAsia="Times New Roman"/>
                 <w:sz w:val="24"/>
               </w:rPr>
-              <w:t>SLOW</w:t>
+              <w:t>FAST</w:t>
             </w:r>
           </w:p>
         </w:tc>
@@ -857,7 +857,7 @@
           <w:rFonts w:ascii="Courier New" w:hAnsi="Courier New" w:eastAsia="Courier New"/>
           <w:sz w:val="18"/>
         </w:rPr>
-        <w:t>const uint8_t FASTER_BUTTON_PIN = 2;</w:t>
+        <w:t>const uint8_t SLOWER_BUTTON_PIN = 2;</w:t>
       </w:r>
     </w:p>
     <w:p>
@@ -869,7 +869,7 @@
           <w:rFonts w:ascii="Courier New" w:hAnsi="Courier New" w:eastAsia="Courier New"/>
           <w:sz w:val="18"/>
         </w:rPr>
-        <w:t>const uint8_t SLOWER_BUTTON_PIN = 3;</w:t>
+        <w:t>const uint8_t FASTER_BUTTON_PIN = 3;</w:t>
       </w:r>
     </w:p>
     <w:p>

--- a/deliverables/word-reports/docx/Отчет_ЛР1_вариант2_Мегерян_Сергей_Сергеевич.docx
+++ b/deliverables/word-reports/docx/Отчет_ЛР1_вариант2_Мегерян_Сергей_Сергеевич.docx
@@ -154,11 +154,122 @@
         <w:br w:type="page"/>
       </w:r>
     </w:p>
+    <w:p>
+      <w:pPr>
+        <w:spacing w:before="240" w:after="120"/>
+        <w:ind w:firstLine="0"/>
+      </w:pPr>
+      <w:r>
+        <w:rPr>
+          <w:rFonts w:ascii="Times New Roman" w:hAnsi="Times New Roman" w:eastAsia="Times New Roman"/>
+          <w:b/>
+          <w:sz w:val="32"/>
+        </w:rPr>
+        <w:t>Содержание</w:t>
+      </w:r>
+    </w:p>
+    <w:p>
+      <w:pPr>
+        <w:spacing w:line="288" w:lineRule="auto"/>
+        <w:ind w:left="0" w:firstLine="0"/>
+      </w:pPr>
+      <w:r>
+        <w:rPr>
+          <w:rFonts w:ascii="Times New Roman" w:hAnsi="Times New Roman" w:eastAsia="Times New Roman"/>
+          <w:sz w:val="28"/>
+        </w:rPr>
+        <w:t>Тема</w:t>
+      </w:r>
+    </w:p>
+    <w:p>
+      <w:pPr>
+        <w:spacing w:line="288" w:lineRule="auto"/>
+        <w:ind w:left="0" w:firstLine="0"/>
+      </w:pPr>
+      <w:r>
+        <w:rPr>
+          <w:rFonts w:ascii="Times New Roman" w:hAnsi="Times New Roman" w:eastAsia="Times New Roman"/>
+          <w:sz w:val="28"/>
+        </w:rPr>
+        <w:t>Цель работы</w:t>
+      </w:r>
+    </w:p>
+    <w:p>
+      <w:pPr>
+        <w:spacing w:line="288" w:lineRule="auto"/>
+        <w:ind w:left="0" w:firstLine="0"/>
+      </w:pPr>
+      <w:r>
+        <w:rPr>
+          <w:rFonts w:ascii="Times New Roman" w:hAnsi="Times New Roman" w:eastAsia="Times New Roman"/>
+          <w:sz w:val="28"/>
+        </w:rPr>
+        <w:t>Оборудование</w:t>
+      </w:r>
+    </w:p>
+    <w:p>
+      <w:pPr>
+        <w:spacing w:line="288" w:lineRule="auto"/>
+        <w:ind w:left="0" w:firstLine="0"/>
+      </w:pPr>
+      <w:r>
+        <w:rPr>
+          <w:rFonts w:ascii="Times New Roman" w:hAnsi="Times New Roman" w:eastAsia="Times New Roman"/>
+          <w:sz w:val="28"/>
+        </w:rPr>
+        <w:t>Схема подключения</w:t>
+      </w:r>
+    </w:p>
+    <w:p>
+      <w:pPr>
+        <w:spacing w:line="288" w:lineRule="auto"/>
+        <w:ind w:left="0" w:firstLine="0"/>
+      </w:pPr>
+      <w:r>
+        <w:rPr>
+          <w:rFonts w:ascii="Times New Roman" w:hAnsi="Times New Roman" w:eastAsia="Times New Roman"/>
+          <w:sz w:val="28"/>
+        </w:rPr>
+        <w:t>Описание алгоритма</w:t>
+      </w:r>
+    </w:p>
+    <w:p>
+      <w:pPr>
+        <w:spacing w:line="288" w:lineRule="auto"/>
+        <w:ind w:left="0" w:firstLine="0"/>
+      </w:pPr>
+      <w:r>
+        <w:rPr>
+          <w:rFonts w:ascii="Times New Roman" w:hAnsi="Times New Roman" w:eastAsia="Times New Roman"/>
+          <w:sz w:val="28"/>
+        </w:rPr>
+        <w:t>Результат работы программы</w:t>
+      </w:r>
+    </w:p>
+    <w:p>
+      <w:pPr>
+        <w:spacing w:line="288" w:lineRule="auto"/>
+        <w:ind w:left="0" w:firstLine="0"/>
+      </w:pPr>
+      <w:r>
+        <w:rPr>
+          <w:rFonts w:ascii="Times New Roman" w:hAnsi="Times New Roman" w:eastAsia="Times New Roman"/>
+          <w:sz w:val="28"/>
+        </w:rPr>
+        <w:t>Вывод</w:t>
+      </w:r>
+    </w:p>
+    <w:p>
+      <w:r>
+        <w:br w:type="page"/>
+      </w:r>
+    </w:p>
     <w:p/>
     <w:p/>
     <w:p>
       <w:pPr>
-        <w:spacing w:before="200" w:after="120"/>
+        <w:spacing w:before="240" w:after="120"/>
+        <w:ind w:firstLine="0"/>
       </w:pPr>
       <w:r>
         <w:rPr>
@@ -185,7 +296,8 @@
     <w:p/>
     <w:p>
       <w:pPr>
-        <w:spacing w:before="200" w:after="120"/>
+        <w:spacing w:before="240" w:after="120"/>
+        <w:ind w:firstLine="0"/>
       </w:pPr>
       <w:r>
         <w:rPr>
@@ -212,7 +324,8 @@
     <w:p/>
     <w:p>
       <w:pPr>
-        <w:spacing w:before="200" w:after="120"/>
+        <w:spacing w:before="240" w:after="120"/>
+        <w:ind w:firstLine="0"/>
       </w:pPr>
       <w:r>
         <w:rPr>
@@ -227,6 +340,8 @@
     <w:p>
       <w:pPr>
         <w:pStyle w:val="ListBullet"/>
+        <w:spacing w:line="360" w:lineRule="auto"/>
+        <w:ind w:firstLine="0"/>
       </w:pPr>
       <w:r>
         <w:rPr>
@@ -239,6 +354,8 @@
     <w:p>
       <w:pPr>
         <w:pStyle w:val="ListBullet"/>
+        <w:spacing w:line="360" w:lineRule="auto"/>
+        <w:ind w:firstLine="0"/>
       </w:pPr>
       <w:r>
         <w:rPr>
@@ -251,6 +368,8 @@
     <w:p>
       <w:pPr>
         <w:pStyle w:val="ListBullet"/>
+        <w:spacing w:line="360" w:lineRule="auto"/>
+        <w:ind w:firstLine="0"/>
       </w:pPr>
       <w:r>
         <w:rPr>
@@ -263,6 +382,8 @@
     <w:p>
       <w:pPr>
         <w:pStyle w:val="ListBullet"/>
+        <w:spacing w:line="360" w:lineRule="auto"/>
+        <w:ind w:firstLine="0"/>
       </w:pPr>
       <w:r>
         <w:rPr>
@@ -275,6 +396,8 @@
     <w:p>
       <w:pPr>
         <w:pStyle w:val="ListBullet"/>
+        <w:spacing w:line="360" w:lineRule="auto"/>
+        <w:ind w:firstLine="0"/>
       </w:pPr>
       <w:r>
         <w:rPr>
@@ -287,6 +410,8 @@
     <w:p>
       <w:pPr>
         <w:pStyle w:val="ListBullet"/>
+        <w:spacing w:line="360" w:lineRule="auto"/>
+        <w:ind w:firstLine="0"/>
       </w:pPr>
       <w:r>
         <w:rPr>
@@ -299,7 +424,8 @@
     <w:p/>
     <w:p>
       <w:pPr>
-        <w:spacing w:before="200" w:after="120"/>
+        <w:spacing w:before="240" w:after="120"/>
+        <w:ind w:firstLine="0"/>
       </w:pPr>
       <w:r>
         <w:rPr>
@@ -314,6 +440,8 @@
     <w:p>
       <w:pPr>
         <w:pStyle w:val="ListBullet"/>
+        <w:spacing w:line="360" w:lineRule="auto"/>
+        <w:ind w:firstLine="0"/>
       </w:pPr>
       <w:r>
         <w:rPr>
@@ -326,6 +454,8 @@
     <w:p>
       <w:pPr>
         <w:pStyle w:val="ListBullet"/>
+        <w:spacing w:line="360" w:lineRule="auto"/>
+        <w:ind w:firstLine="0"/>
       </w:pPr>
       <w:r>
         <w:rPr>
@@ -338,6 +468,8 @@
     <w:p>
       <w:pPr>
         <w:pStyle w:val="ListBullet"/>
+        <w:spacing w:line="360" w:lineRule="auto"/>
+        <w:ind w:firstLine="0"/>
       </w:pPr>
       <w:r>
         <w:rPr>
@@ -350,6 +482,8 @@
     <w:p>
       <w:pPr>
         <w:pStyle w:val="ListBullet"/>
+        <w:spacing w:line="360" w:lineRule="auto"/>
+        <w:ind w:firstLine="0"/>
       </w:pPr>
       <w:r>
         <w:rPr>
@@ -362,7 +496,8 @@
     <w:p/>
     <w:p>
       <w:pPr>
-        <w:spacing w:before="200" w:after="120"/>
+        <w:spacing w:before="240" w:after="120"/>
+        <w:ind w:firstLine="0"/>
       </w:pPr>
       <w:r>
         <w:rPr>
@@ -389,7 +524,8 @@
     <w:p/>
     <w:p>
       <w:pPr>
-        <w:spacing w:before="200" w:after="120"/>
+        <w:spacing w:before="240" w:after="120"/>
+        <w:ind w:firstLine="0"/>
       </w:pPr>
       <w:r>
         <w:rPr>
@@ -416,7 +552,8 @@
     <w:p/>
     <w:p>
       <w:pPr>
-        <w:spacing w:before="200" w:after="120"/>
+        <w:spacing w:before="240" w:after="120"/>
+        <w:ind w:firstLine="0"/>
       </w:pPr>
       <w:r>
         <w:rPr>
@@ -442,7 +579,8 @@
     </w:p>
     <w:p>
       <w:pPr>
-        <w:spacing w:before="200" w:after="120"/>
+        <w:spacing w:before="240" w:after="120"/>
+        <w:ind w:firstLine="0"/>
       </w:pPr>
       <w:r>
         <w:rPr>
@@ -637,7 +775,8 @@
     </w:tbl>
     <w:p>
       <w:pPr>
-        <w:spacing w:before="200" w:after="120"/>
+        <w:spacing w:before="240" w:after="120"/>
+        <w:ind w:firstLine="0"/>
       </w:pPr>
       <w:r>
         <w:rPr>
@@ -668,7 +807,7 @@
                     <pic:cNvPicPr/>
                   </pic:nvPicPr>
                   <pic:blipFill>
-                    <a:blip r:embed="rId9"/>
+                    <a:blip r:embed="rId10"/>
                     <a:stretch>
                       <a:fillRect/>
                     </a:stretch>
@@ -689,6 +828,7 @@
     </w:p>
     <w:p>
       <w:pPr>
+        <w:spacing w:after="160"/>
         <w:jc w:val="center"/>
       </w:pPr>
       <w:r>
@@ -707,7 +847,7 @@
       <w:r>
         <w:drawing>
           <wp:inline xmlns:a="http://schemas.openxmlformats.org/drawingml/2006/main" xmlns:pic="http://schemas.openxmlformats.org/drawingml/2006/picture">
-            <wp:extent cx="5220000" cy="11600000"/>
+            <wp:extent cx="5220000" cy="6960000"/>
             <wp:docPr id="2" name="Picture 2"/>
             <wp:cNvGraphicFramePr>
               <a:graphicFrameLocks noChangeAspect="1"/>
@@ -716,11 +856,11 @@
               <a:graphicData uri="http://schemas.openxmlformats.org/drawingml/2006/picture">
                 <pic:pic>
                   <pic:nvPicPr>
-                    <pic:cNvPr id="0" name="lab1_stand_close.jpg"/>
+                    <pic:cNvPr id="0" name="lab1_v2_stand_photo.jpg"/>
                     <pic:cNvPicPr/>
                   </pic:nvPicPr>
                   <pic:blipFill>
-                    <a:blip r:embed="rId10"/>
+                    <a:blip r:embed="rId11"/>
                     <a:stretch>
                       <a:fillRect/>
                     </a:stretch>
@@ -728,7 +868,7 @@
                   <pic:spPr>
                     <a:xfrm>
                       <a:off x="0" y="0"/>
-                      <a:ext cx="5220000" cy="11600000"/>
+                      <a:ext cx="5220000" cy="6960000"/>
                     </a:xfrm>
                     <a:prstGeom prst="rect"/>
                   </pic:spPr>
@@ -741,6 +881,7 @@
     </w:p>
     <w:p>
       <w:pPr>
+        <w:spacing w:after="160"/>
         <w:jc w:val="center"/>
       </w:pPr>
       <w:r>
@@ -749,7 +890,60 @@
           <w:i/>
           <w:sz w:val="24"/>
         </w:rPr>
-        <w:t>Рисунок 2 - Макет со светодиодной линейкой</w:t>
+        <w:t>Рисунок 2 - Реальный стенд лабораторной работы, вариант 2</w:t>
+      </w:r>
+    </w:p>
+    <w:p>
+      <w:pPr>
+        <w:jc w:val="center"/>
+      </w:pPr>
+      <w:r>
+        <w:drawing>
+          <wp:inline xmlns:a="http://schemas.openxmlformats.org/drawingml/2006/main" xmlns:pic="http://schemas.openxmlformats.org/drawingml/2006/picture">
+            <wp:extent cx="5220000" cy="6960000"/>
+            <wp:docPr id="3" name="Picture 3"/>
+            <wp:cNvGraphicFramePr>
+              <a:graphicFrameLocks noChangeAspect="1"/>
+            </wp:cNvGraphicFramePr>
+            <a:graphic>
+              <a:graphicData uri="http://schemas.openxmlformats.org/drawingml/2006/picture">
+                <pic:pic>
+                  <pic:nvPicPr>
+                    <pic:cNvPr id="0" name="lab1_v2_result_photo.jpg"/>
+                    <pic:cNvPicPr/>
+                  </pic:nvPicPr>
+                  <pic:blipFill>
+                    <a:blip r:embed="rId12"/>
+                    <a:stretch>
+                      <a:fillRect/>
+                    </a:stretch>
+                  </pic:blipFill>
+                  <pic:spPr>
+                    <a:xfrm>
+                      <a:off x="0" y="0"/>
+                      <a:ext cx="5220000" cy="6960000"/>
+                    </a:xfrm>
+                    <a:prstGeom prst="rect"/>
+                  </pic:spPr>
+                </pic:pic>
+              </a:graphicData>
+            </a:graphic>
+          </wp:inline>
+        </w:drawing>
+      </w:r>
+    </w:p>
+    <w:p>
+      <w:pPr>
+        <w:spacing w:after="160"/>
+        <w:jc w:val="center"/>
+      </w:pPr>
+      <w:r>
+        <w:rPr>
+          <w:rFonts w:ascii="Times New Roman" w:hAnsi="Times New Roman" w:eastAsia="Times New Roman"/>
+          <w:i/>
+          <w:sz w:val="24"/>
+        </w:rPr>
+        <w:t>Рисунок 3 - Бегущий огонь на светодиодной линейке</w:t>
       </w:r>
     </w:p>
     <w:p>
@@ -760,7 +954,7 @@
         <w:drawing>
           <wp:inline xmlns:a="http://schemas.openxmlformats.org/drawingml/2006/main" xmlns:pic="http://schemas.openxmlformats.org/drawingml/2006/picture">
             <wp:extent cx="5220000" cy="3132000"/>
-            <wp:docPr id="3" name="Picture 3"/>
+            <wp:docPr id="4" name="Picture 4"/>
             <wp:cNvGraphicFramePr>
               <a:graphicFrameLocks noChangeAspect="1"/>
             </wp:cNvGraphicFramePr>
@@ -772,7 +966,7 @@
                     <pic:cNvPicPr/>
                   </pic:nvPicPr>
                   <pic:blipFill>
-                    <a:blip r:embed="rId11"/>
+                    <a:blip r:embed="rId13"/>
                     <a:stretch>
                       <a:fillRect/>
                     </a:stretch>
@@ -793,6 +987,7 @@
     </w:p>
     <w:p>
       <w:pPr>
+        <w:spacing w:after="160"/>
         <w:jc w:val="center"/>
       </w:pPr>
       <w:r>
@@ -801,12 +996,13 @@
           <w:i/>
           <w:sz w:val="24"/>
         </w:rPr>
-        <w:t>Рисунок 3 - Иллюстрация эффекта бегущего огня</w:t>
+        <w:t>Рисунок 4 - Иллюстрация эффекта бегущего огня</w:t>
       </w:r>
     </w:p>
     <w:p>
       <w:pPr>
-        <w:spacing w:before="200" w:after="120"/>
+        <w:spacing w:before="240" w:after="120"/>
+        <w:ind w:firstLine="0"/>
       </w:pPr>
       <w:r>
         <w:rPr>
@@ -1830,13 +2026,31 @@
     </w:p>
     <w:p/>
     <w:sectPr>
+      <w:footerReference w:type="default" r:id="rId9"/>
       <w:pgSz w:w="12240" w:h="15840"/>
       <w:pgMar w:top="1134" w:right="850" w:bottom="1134" w:left="1701" w:header="720" w:footer="720" w:gutter="0"/>
       <w:cols w:space="720"/>
+      <w:titlePg/>
       <w:docGrid w:linePitch="360"/>
     </w:sectPr>
   </w:body>
 </w:document>
+</file>
+
+<file path=word/footer1.xml><?xml version="1.0" encoding="utf-8"?>
+<w:ftr xmlns:m="http://schemas.openxmlformats.org/officeDocument/2006/math" xmlns:mc="http://schemas.openxmlformats.org/markup-compatibility/2006" xmlns:mo="http://schemas.microsoft.com/office/mac/office/2008/main" xmlns:mv="urn:schemas-microsoft-com:mac:vml" xmlns:o="urn:schemas-microsoft-com:office:office" xmlns:r="http://schemas.openxmlformats.org/officeDocument/2006/relationships" xmlns:v="urn:schemas-microsoft-com:vml" xmlns:w10="urn:schemas-microsoft-com:office:word" xmlns:w14="http://schemas.microsoft.com/office/word/2010/wordml" xmlns:w="http://schemas.openxmlformats.org/wordprocessingml/2006/main" xmlns:wne="http://schemas.microsoft.com/office/word/2006/wordml" xmlns:wp14="http://schemas.microsoft.com/office/word/2010/wordprocessingDrawing" xmlns:wp="http://schemas.openxmlformats.org/drawingml/2006/wordprocessingDrawing" xmlns:wpc="http://schemas.microsoft.com/office/word/2010/wordprocessingCanvas" xmlns:wpg="http://schemas.microsoft.com/office/word/2010/wordprocessingGroup" xmlns:wpi="http://schemas.microsoft.com/office/word/2010/wordprocessingInk" xmlns:wps="http://schemas.microsoft.com/office/word/2010/wordprocessingShape" mc:Ignorable="w14 wp14">
+  <w:p>
+    <w:pPr>
+      <w:pStyle w:val="Footer"/>
+      <w:jc w:val="center"/>
+    </w:pPr>
+    <w:r>
+      <w:fldChar w:fldCharType="begin"/>
+      <w:instrText xml:space="preserve">PAGE</w:instrText>
+      <w:fldChar w:fldCharType="end"/>
+    </w:r>
+  </w:p>
+</w:ftr>
 </file>
 
 <file path=word/numbering.xml><?xml version="1.0" encoding="utf-8"?>
@@ -2202,6 +2416,10 @@
     <w:name w:val="Normal"/>
     <w:qFormat/>
     <w:rsid w:val="00FC693F"/>
+    <w:pPr>
+      <w:spacing w:line="360" w:lineRule="auto"/>
+      <w:ind w:firstLine="709"/>
+    </w:pPr>
     <w:rPr>
       <w:rFonts w:ascii="Times New Roman" w:hAnsi="Times New Roman" w:eastAsia="Times New Roman"/>
       <w:sz w:val="28"/>
